--- a/信息可视化/Output/45林昕+2024级+数字媒体艺术+影视班+《信息可视化设计》+教学进度表.docx
+++ b/信息可视化/Output/45林昕+2024级+数字媒体艺术+影视班+《信息可视化设计》+教学进度表.docx
@@ -2586,7 +2586,7 @@
                 <w:sz w:val="28"/>
                 <w:szCs w:val="28"/>
               </w:rPr>
-              <w:t xml:space="preserve">1</w:t>
+              <w:t xml:space="preserve">7</w:t>
             </w:r>
           </w:p>
         </w:tc>
@@ -2614,7 +2614,7 @@
                 <w:sz w:val="28"/>
                 <w:szCs w:val="28"/>
               </w:rPr>
-              <w:t xml:space="preserve">周五</w:t>
+              <w:t xml:space="preserve">周日</w:t>
             </w:r>
           </w:p>
         </w:tc>
@@ -2817,7 +2817,7 @@
                 <w:sz w:val="28"/>
                 <w:szCs w:val="28"/>
               </w:rPr>
-              <w:t xml:space="preserve">2</w:t>
+              <w:t xml:space="preserve">8</w:t>
             </w:r>
           </w:p>
         </w:tc>
@@ -2842,7 +2842,7 @@
                 <w:sz w:val="28"/>
                 <w:szCs w:val="28"/>
               </w:rPr>
-              <w:t xml:space="preserve">周五</w:t>
+              <w:t xml:space="preserve">周日</w:t>
             </w:r>
           </w:p>
         </w:tc>
@@ -3023,7 +3023,7 @@
                 <w:sz w:val="28"/>
                 <w:szCs w:val="28"/>
               </w:rPr>
-              <w:t xml:space="preserve">3</w:t>
+              <w:t xml:space="preserve">8</w:t>
             </w:r>
           </w:p>
         </w:tc>
@@ -3048,7 +3048,7 @@
                 <w:sz w:val="28"/>
                 <w:szCs w:val="28"/>
               </w:rPr>
-              <w:t xml:space="preserve">周五</w:t>
+              <w:t xml:space="preserve">周日</w:t>
             </w:r>
           </w:p>
         </w:tc>
@@ -3073,7 +3073,7 @@
                 <w:sz w:val="28"/>
                 <w:szCs w:val="28"/>
               </w:rPr>
-              <w:t xml:space="preserve">1-5</w:t>
+              <w:t xml:space="preserve">7-11</w:t>
             </w:r>
           </w:p>
         </w:tc>
@@ -3098,7 +3098,8 @@
                 <w:szCs w:val="28"/>
               </w:rPr>
               <w:t xml:space="preserve">数据提炼与自然语言建模 (Specification)
-3.1 看不见的冰山：从数据抽象到重塑 (Data Abstraction &amp; Tidy Data)</w:t>
+3.1 看不见的冰山：从数据抽象到重塑 (Data Abstraction &amp; Tidy Data)
+（Munzner §2；Munzner §3）</w:t>
             </w:r>
           </w:p>
         </w:tc>
@@ -3229,7 +3230,7 @@
                 <w:sz w:val="28"/>
                 <w:szCs w:val="28"/>
               </w:rPr>
-              <w:t xml:space="preserve">4</w:t>
+              <w:t xml:space="preserve">9</w:t>
             </w:r>
           </w:p>
         </w:tc>
@@ -3254,7 +3255,7 @@
                 <w:sz w:val="28"/>
                 <w:szCs w:val="28"/>
               </w:rPr>
-              <w:t xml:space="preserve">周五</w:t>
+              <w:t xml:space="preserve">周日</w:t>
             </w:r>
           </w:p>
         </w:tc>
@@ -3304,7 +3305,8 @@
                 <w:szCs w:val="28"/>
               </w:rPr>
               <w:t xml:space="preserve">声明式生成 (ECharts) 与深层定制 (D3) 的 Vibe 指挥术
-4.1 驾驭复杂：高低阶框架的语言驱动策略</w:t>
+4.1 驾驭复杂：高低阶框架的语言驱动策略
+（《信息可视化设计》§4；Munzner §7）</w:t>
             </w:r>
           </w:p>
         </w:tc>
@@ -3435,7 +3437,7 @@
                 <w:sz w:val="28"/>
                 <w:szCs w:val="28"/>
               </w:rPr>
-              <w:t xml:space="preserve">5</w:t>
+              <w:t xml:space="preserve">10</w:t>
             </w:r>
           </w:p>
         </w:tc>
@@ -3460,7 +3462,7 @@
                 <w:sz w:val="28"/>
                 <w:szCs w:val="28"/>
               </w:rPr>
-              <w:t xml:space="preserve">周五</w:t>
+              <w:t xml:space="preserve">周日</w:t>
             </w:r>
           </w:p>
         </w:tc>
@@ -3641,7 +3643,7 @@
                 <w:sz w:val="28"/>
                 <w:szCs w:val="28"/>
               </w:rPr>
-              <w:t xml:space="preserve">6</w:t>
+              <w:t xml:space="preserve">10</w:t>
             </w:r>
           </w:p>
         </w:tc>
@@ -3666,7 +3668,7 @@
                 <w:sz w:val="28"/>
                 <w:szCs w:val="28"/>
               </w:rPr>
-              <w:t xml:space="preserve">周五</w:t>
+              <w:t xml:space="preserve">周日</w:t>
             </w:r>
           </w:p>
         </w:tc>
@@ -3691,7 +3693,7 @@
                 <w:sz w:val="28"/>
                 <w:szCs w:val="28"/>
               </w:rPr>
-              <w:t xml:space="preserve">1-5</w:t>
+              <w:t xml:space="preserve">11-15</w:t>
             </w:r>
           </w:p>
         </w:tc>
@@ -3847,7 +3849,7 @@
                 <w:sz w:val="28"/>
                 <w:szCs w:val="28"/>
               </w:rPr>
-              <w:t xml:space="preserve">7</w:t>
+              <w:t xml:space="preserve">11</w:t>
             </w:r>
           </w:p>
         </w:tc>
@@ -3872,7 +3874,7 @@
                 <w:sz w:val="28"/>
                 <w:szCs w:val="28"/>
               </w:rPr>
-              <w:t xml:space="preserve">周五</w:t>
+              <w:t xml:space="preserve">周日</w:t>
             </w:r>
           </w:p>
         </w:tc>
@@ -3897,7 +3899,7 @@
                 <w:sz w:val="28"/>
                 <w:szCs w:val="28"/>
               </w:rPr>
-              <w:t xml:space="preserve">1-5</w:t>
+              <w:t xml:space="preserve">7-11</w:t>
             </w:r>
           </w:p>
         </w:tc>
@@ -3998,212 +4000,6 @@
                 <w:szCs w:val="28"/>
               </w:rPr>
               <w:t xml:space="preserve">2</w:t>
-            </w:r>
-          </w:p>
-        </w:tc>
-        <w:tc>
-          <w:tcPr>
-            <w:tcW w:w="844" w:type="dxa"/>
-            <w:vAlign w:val="center"/>
-          </w:tcPr>
-          <w:p>
-            <w:pPr>
-              <w:spacing w:line="440" w:lineRule="exact"/>
-              <w:jc w:val="center"/>
-              <w:rPr>
-                <w:rFonts w:ascii="FangSong" w:eastAsia="FangSong" w:hAnsi="FangSong"/>
-                <w:sz w:val="28"/>
-                <w:szCs w:val="28"/>
-              </w:rPr>
-            </w:pPr>
-            <w:r>
-              <w:rPr>
-                <w:rFonts w:ascii="FangSong" w:eastAsia="FangSong" w:hAnsi="FangSong"/>
-                <w:sz w:val="28"/>
-                <w:szCs w:val="28"/>
-              </w:rPr>
-              <w:t xml:space="preserve">0</w:t>
-            </w:r>
-          </w:p>
-        </w:tc>
-      </w:tr>
-      <w:tr>
-        <w:trPr>
-          <w:trHeight w:val="900"/>
-          <w:jc w:val="center"/>
-        </w:trPr>
-        <w:tc>
-          <w:tcPr>
-            <w:tcW w:w="821" w:type="dxa"/>
-            <w:vAlign w:val="center"/>
-          </w:tcPr>
-          <w:p>
-            <w:pPr>
-              <w:spacing w:line="440" w:lineRule="exact"/>
-              <w:jc w:val="center"/>
-              <w:rPr>
-                <w:rFonts w:ascii="FangSong" w:eastAsia="FangSong" w:hAnsi="FangSong"/>
-                <w:sz w:val="28"/>
-                <w:szCs w:val="28"/>
-              </w:rPr>
-            </w:pPr>
-            <w:r>
-              <w:rPr>
-                <w:rFonts w:ascii="FangSong" w:eastAsia="FangSong" w:hAnsi="FangSong" w:hint="eastAsia"/>
-                <w:sz w:val="28"/>
-                <w:szCs w:val="28"/>
-              </w:rPr>
-              <w:t xml:space="preserve">8</w:t>
-            </w:r>
-          </w:p>
-        </w:tc>
-        <w:tc>
-          <w:tcPr>
-            <w:tcW w:w="1048" w:type="dxa"/>
-            <w:vAlign w:val="center"/>
-          </w:tcPr>
-          <w:p>
-            <w:pPr>
-              <w:spacing w:line="440" w:lineRule="exact"/>
-              <w:jc w:val="center"/>
-              <w:rPr>
-                <w:rFonts w:ascii="FangSong" w:eastAsia="FangSong" w:hAnsi="FangSong"/>
-                <w:sz w:val="28"/>
-                <w:szCs w:val="28"/>
-              </w:rPr>
-            </w:pPr>
-            <w:r>
-              <w:rPr>
-                <w:rFonts w:ascii="FangSong" w:eastAsia="FangSong" w:hAnsi="FangSong"/>
-                <w:sz w:val="28"/>
-                <w:szCs w:val="28"/>
-              </w:rPr>
-              <w:t xml:space="preserve">周五</w:t>
-            </w:r>
-          </w:p>
-        </w:tc>
-        <w:tc>
-          <w:tcPr>
-            <w:tcW w:w="1257" w:type="dxa"/>
-            <w:vAlign w:val="center"/>
-          </w:tcPr>
-          <w:p>
-            <w:pPr>
-              <w:spacing w:line="440" w:lineRule="exact"/>
-              <w:jc w:val="center"/>
-              <w:rPr>
-                <w:rFonts w:ascii="FangSong" w:eastAsia="FangSong" w:hAnsi="FangSong"/>
-                <w:sz w:val="28"/>
-                <w:szCs w:val="28"/>
-              </w:rPr>
-            </w:pPr>
-            <w:r>
-              <w:rPr>
-                <w:rFonts w:ascii="FangSong" w:eastAsia="FangSong" w:hAnsi="FangSong"/>
-                <w:sz w:val="28"/>
-                <w:szCs w:val="28"/>
-              </w:rPr>
-              <w:t xml:space="preserve">1-5</w:t>
-            </w:r>
-          </w:p>
-        </w:tc>
-        <w:tc>
-          <w:tcPr>
-            <w:tcW w:w="2922" w:type="dxa"/>
-            <w:vAlign w:val="center"/>
-          </w:tcPr>
-          <w:p>
-            <w:pPr>
-              <w:spacing w:line="440" w:lineRule="exact"/>
-              <w:rPr>
-                <w:rFonts w:ascii="FangSong" w:eastAsia="FangSong" w:hAnsi="FangSong"/>
-                <w:sz w:val="28"/>
-                <w:szCs w:val="28"/>
-              </w:rPr>
-            </w:pPr>
-            <w:r>
-              <w:rPr>
-                <w:rFonts w:ascii="FangSong" w:eastAsia="FangSong" w:hAnsi="FangSong"/>
-                <w:sz w:val="28"/>
-                <w:szCs w:val="28"/>
-              </w:rPr>
-              <w:t xml:space="preserve">终极冲刺：让不可见的大规模情感被视觉感知
-8.1 大音希声：全链路生成、艺术封装与项目上线</w:t>
-            </w:r>
-          </w:p>
-        </w:tc>
-        <w:tc>
-          <w:tcPr>
-            <w:tcW w:w="834" w:type="dxa"/>
-            <w:vAlign w:val="center"/>
-          </w:tcPr>
-          <w:p>
-            <w:pPr>
-              <w:spacing w:line="440" w:lineRule="exact"/>
-              <w:jc w:val="center"/>
-              <w:rPr>
-                <w:rFonts w:ascii="FangSong" w:eastAsia="FangSong" w:hAnsi="FangSong"/>
-                <w:sz w:val="28"/>
-                <w:szCs w:val="28"/>
-              </w:rPr>
-            </w:pPr>
-            <w:r>
-              <w:rPr>
-                <w:rFonts w:ascii="FangSong" w:eastAsia="FangSong" w:hAnsi="FangSong"/>
-                <w:sz w:val="28"/>
-                <w:szCs w:val="28"/>
-              </w:rPr>
-              <w:t xml:space="preserve">林昕</w:t>
-            </w:r>
-          </w:p>
-        </w:tc>
-        <w:tc>
-          <w:tcPr>
-            <w:tcW w:w="879" w:type="dxa"/>
-            <w:vAlign w:val="center"/>
-          </w:tcPr>
-          <w:p>
-            <w:pPr>
-              <w:spacing w:line="440" w:lineRule="exact"/>
-              <w:jc w:val="center"/>
-              <w:rPr>
-                <w:rFonts w:ascii="FangSong" w:eastAsia="FangSong" w:hAnsi="FangSong"/>
-                <w:sz w:val="28"/>
-                <w:szCs w:val="28"/>
-              </w:rPr>
-            </w:pPr>
-            <w:r>
-              <w:rPr>
-                <w:rFonts w:ascii="FangSong" w:eastAsia="FangSong" w:hAnsi="FangSong"/>
-                <w:sz w:val="28"/>
-                <w:szCs w:val="28"/>
-              </w:rPr>
-              <w:t xml:space="preserve">2</w:t>
-            </w:r>
-          </w:p>
-        </w:tc>
-        <w:tc>
-          <w:tcPr>
-            <w:tcW w:w="1291" w:type="dxa"/>
-            <w:vAlign w:val="center"/>
-          </w:tcPr>
-          <w:p>
-            <w:pPr>
-              <w:spacing w:line="440" w:lineRule="exact"/>
-              <w:jc w:val="center"/>
-              <w:rPr>
-                <w:rFonts w:ascii="FangSong" w:eastAsia="FangSong" w:hAnsi="FangSong"/>
-                <w:sz w:val="28"/>
-                <w:szCs w:val="28"/>
-              </w:rPr>
-            </w:pPr>
-            <w:r>
-              <w:rPr>
-                <w:rFonts w:ascii="FangSong" w:eastAsia="FangSong" w:hAnsi="FangSong"/>
-                <w:sz w:val="28"/>
-                <w:szCs w:val="28"/>
-              </w:rPr>
-              <w:t xml:space="preserve">3</w:t>
             </w:r>
           </w:p>
         </w:tc>

--- a/信息可视化/Output/45林昕+2024级+数字媒体艺术+影视班+《信息可视化设计》+教学进度表.docx
+++ b/信息可视化/Output/45林昕+2024级+数字媒体艺术+影视班+《信息可视化设计》+教学进度表.docx
@@ -1746,7 +1746,7 @@
                 <w:rFonts w:ascii="FangSong_GB2312" w:eastAsia="FangSong_GB2312" w:hAnsi="FangSong_GB2312" w:cs="FangSong_GB2312" w:hint="eastAsia"/>
                 <w:szCs w:val="28"/>
               </w:rPr>
-              <w:t xml:space="preserve">1. 能够通过自然语言建模，灵活驱动 D3 或 ECharts 等高级框架进行复杂交互叙事的生成</w:t>
+              <w:t xml:space="preserve">1. 能够通过自然语言概念驱动，灵活指挥 AI 引擎运用 D3.js 框架进行复杂交互叙事的生成与视觉定制</w:t>
             </w:r>
           </w:p>
           <w:p>
@@ -1995,7 +1995,25 @@
                 <w:rFonts w:ascii="FangSong_GB2312" w:eastAsia="FangSong_GB2312" w:hAnsi="FangSong_GB2312" w:cs="FangSong_GB2312" w:hint="eastAsia"/>
                 <w:szCs w:val="28"/>
               </w:rPr>
-              <w:t xml:space="preserve">Tamara Munzner.Visualization Analysis &amp; Design[M].CRC Press,2014.</w:t>
+              <w:t xml:space="preserve">(1)Tamara Munzner.Visualization Analysis &amp; Design[M].CRC Press,2014.</w:t>
+            </w:r>
+          </w:p>
+          <w:p>
+            <w:pPr>
+              <w:pStyle w:val="BodyText"/>
+              <w:spacing w:line="440" w:lineRule="exact"/>
+              <w:jc w:val="left"/>
+              <w:rPr>
+                <w:rFonts w:ascii="FangSong_GB2312" w:eastAsia="FangSong_GB2312" w:hAnsi="FangSong_GB2312" w:cs="FangSong_GB2312"/>
+                <w:szCs w:val="28"/>
+              </w:rPr>
+            </w:pPr>
+            <w:r>
+              <w:rPr>
+                <w:rFonts w:ascii="FangSong_GB2312" w:eastAsia="FangSong_GB2312" w:hAnsi="FangSong_GB2312" w:cs="FangSong_GB2312" w:hint="eastAsia"/>
+                <w:szCs w:val="28"/>
+              </w:rPr>
+              <w:t xml:space="preserve">(2)Scott Murray.Interactive Data Visualization for the Web[M].O'Reilly Media, Inc.,2017.</w:t>
             </w:r>
           </w:p>
           <w:p>
@@ -3304,9 +3322,9 @@
                 <w:sz w:val="28"/>
                 <w:szCs w:val="28"/>
               </w:rPr>
-              <w:t xml:space="preserve">声明式生成 (ECharts) 与深层定制 (D3) 的 Vibe 指挥术
-4.1 驾驭复杂：高低阶框架的语言驱动策略
-（《信息可视化设计》§4；Munzner §7）</w:t>
+              <w:t xml:space="preserve">概念驱动创作：用前三周的设计语言指挥 D3.js
+4.1 从画布到代码画布：用你已学的视觉语法驱动 AI 创作 D3 图表
+（《信息可视化设计》§4；Munzner §7；Scott §5-6）</w:t>
             </w:r>
           </w:p>
         </w:tc>
@@ -3512,7 +3530,8 @@
                 <w:szCs w:val="28"/>
               </w:rPr>
               <w:t xml:space="preserve">数据情绪与生成艺术
-5.1 无形之境：网络拓扑、地缘隐喻与力导向生成艺术</w:t>
+5.1 无形之境：网络拓扑、地缘隐喻与力导向生成艺术
+（《信息可视化设计》§5；Munzner §8-9；Scott §7-8、13-14）</w:t>
             </w:r>
           </w:p>
         </w:tc>
@@ -3718,7 +3737,8 @@
                 <w:szCs w:val="28"/>
               </w:rPr>
               <w:t xml:space="preserve">空间流动与事件叙事
-6.1 滑动揭秘：以现代滚动叙事导演数据图景</w:t>
+6.1 滑动揭秘：以现代滚动叙事导演数据图景
+（《信息可视化设计》§5；Munzner §10-12；Scott §9-10、15）</w:t>
             </w:r>
           </w:p>
         </w:tc>
@@ -3923,8 +3943,9 @@
                 <w:sz w:val="28"/>
                 <w:szCs w:val="28"/>
               </w:rPr>
-              <w:t xml:space="preserve">综合项目启动：文化/社会议题的数据调研
-7.1 洞察与共鸣：从宏大议题到人文关怀的原型设计</w:t>
+              <w:t xml:space="preserve">大师逆向工程与项目启航
+7.1 站在巨人的肩膀上：经典作品鉴赏与嵌套模型原型推演
+（《信息可视化设计》§4；Munzner §15；Munzner §4；Scott §16）</w:t>
             </w:r>
           </w:p>
         </w:tc>

--- a/信息可视化/Output/45林昕+2024级+数字媒体艺术+影视班+《信息可视化设计》+教学进度表.docx
+++ b/信息可视化/Output/45林昕+2024级+数字媒体艺术+影视班+《信息可视化设计》+教学进度表.docx
@@ -2632,7 +2632,7 @@
                 <w:sz w:val="28"/>
                 <w:szCs w:val="28"/>
               </w:rPr>
-              <w:t xml:space="preserve">周日</w:t>
+              <w:t xml:space="preserve">星期日</w:t>
             </w:r>
           </w:p>
         </w:tc>
@@ -2860,7 +2860,7 @@
                 <w:sz w:val="28"/>
                 <w:szCs w:val="28"/>
               </w:rPr>
-              <w:t xml:space="preserve">周日</w:t>
+              <w:t xml:space="preserve">星期日</w:t>
             </w:r>
           </w:p>
         </w:tc>
@@ -2885,7 +2885,7 @@
                 <w:sz w:val="28"/>
                 <w:szCs w:val="28"/>
               </w:rPr>
-              <w:t xml:space="preserve">1-5</w:t>
+              <w:t xml:space="preserve">7-11</w:t>
             </w:r>
           </w:p>
         </w:tc>
@@ -3041,7 +3041,7 @@
                 <w:sz w:val="28"/>
                 <w:szCs w:val="28"/>
               </w:rPr>
-              <w:t xml:space="preserve">8</w:t>
+              <w:t xml:space="preserve">9</w:t>
             </w:r>
           </w:p>
         </w:tc>
@@ -3066,7 +3066,7 @@
                 <w:sz w:val="28"/>
                 <w:szCs w:val="28"/>
               </w:rPr>
-              <w:t xml:space="preserve">周日</w:t>
+              <w:t xml:space="preserve">星期日</w:t>
             </w:r>
           </w:p>
         </w:tc>
@@ -3091,7 +3091,7 @@
                 <w:sz w:val="28"/>
                 <w:szCs w:val="28"/>
               </w:rPr>
-              <w:t xml:space="preserve">7-11</w:t>
+              <w:t xml:space="preserve">1-5</w:t>
             </w:r>
           </w:p>
         </w:tc>
@@ -3248,7 +3248,7 @@
                 <w:sz w:val="28"/>
                 <w:szCs w:val="28"/>
               </w:rPr>
-              <w:t xml:space="preserve">9</w:t>
+              <w:t xml:space="preserve">10</w:t>
             </w:r>
           </w:p>
         </w:tc>
@@ -3273,7 +3273,7 @@
                 <w:sz w:val="28"/>
                 <w:szCs w:val="28"/>
               </w:rPr>
-              <w:t xml:space="preserve">周日</w:t>
+              <w:t xml:space="preserve">星期日</w:t>
             </w:r>
           </w:p>
         </w:tc>
@@ -3480,7 +3480,7 @@
                 <w:sz w:val="28"/>
                 <w:szCs w:val="28"/>
               </w:rPr>
-              <w:t xml:space="preserve">周日</w:t>
+              <w:t xml:space="preserve">星期日</w:t>
             </w:r>
           </w:p>
         </w:tc>
@@ -3505,7 +3505,7 @@
                 <w:sz w:val="28"/>
                 <w:szCs w:val="28"/>
               </w:rPr>
-              <w:t xml:space="preserve">1-5</w:t>
+              <w:t xml:space="preserve">11-15</w:t>
             </w:r>
           </w:p>
         </w:tc>
@@ -3662,7 +3662,7 @@
                 <w:sz w:val="28"/>
                 <w:szCs w:val="28"/>
               </w:rPr>
-              <w:t xml:space="preserve">10</w:t>
+              <w:t xml:space="preserve">11</w:t>
             </w:r>
           </w:p>
         </w:tc>
@@ -3687,7 +3687,7 @@
                 <w:sz w:val="28"/>
                 <w:szCs w:val="28"/>
               </w:rPr>
-              <w:t xml:space="preserve">周日</w:t>
+              <w:t xml:space="preserve">星期日</w:t>
             </w:r>
           </w:p>
         </w:tc>
@@ -3712,7 +3712,7 @@
                 <w:sz w:val="28"/>
                 <w:szCs w:val="28"/>
               </w:rPr>
-              <w:t xml:space="preserve">11-15</w:t>
+              <w:t xml:space="preserve">7-11</w:t>
             </w:r>
           </w:p>
         </w:tc>
@@ -3814,213 +3814,6 @@
                 <w:szCs w:val="28"/>
               </w:rPr>
               <w:t xml:space="preserve">3</w:t>
-            </w:r>
-          </w:p>
-        </w:tc>
-        <w:tc>
-          <w:tcPr>
-            <w:tcW w:w="844" w:type="dxa"/>
-            <w:vAlign w:val="center"/>
-          </w:tcPr>
-          <w:p>
-            <w:pPr>
-              <w:spacing w:line="440" w:lineRule="exact"/>
-              <w:jc w:val="center"/>
-              <w:rPr>
-                <w:rFonts w:ascii="FangSong" w:eastAsia="FangSong" w:hAnsi="FangSong"/>
-                <w:sz w:val="28"/>
-                <w:szCs w:val="28"/>
-              </w:rPr>
-            </w:pPr>
-            <w:r>
-              <w:rPr>
-                <w:rFonts w:ascii="FangSong" w:eastAsia="FangSong" w:hAnsi="FangSong"/>
-                <w:sz w:val="28"/>
-                <w:szCs w:val="28"/>
-              </w:rPr>
-              <w:t xml:space="preserve">0</w:t>
-            </w:r>
-          </w:p>
-        </w:tc>
-      </w:tr>
-      <w:tr>
-        <w:trPr>
-          <w:trHeight w:val="900"/>
-          <w:jc w:val="center"/>
-        </w:trPr>
-        <w:tc>
-          <w:tcPr>
-            <w:tcW w:w="821" w:type="dxa"/>
-            <w:vAlign w:val="center"/>
-          </w:tcPr>
-          <w:p>
-            <w:pPr>
-              <w:spacing w:line="440" w:lineRule="exact"/>
-              <w:jc w:val="center"/>
-              <w:rPr>
-                <w:rFonts w:ascii="FangSong" w:eastAsia="FangSong" w:hAnsi="FangSong"/>
-                <w:sz w:val="28"/>
-                <w:szCs w:val="28"/>
-              </w:rPr>
-            </w:pPr>
-            <w:r>
-              <w:rPr>
-                <w:rFonts w:ascii="FangSong" w:eastAsia="FangSong" w:hAnsi="FangSong"/>
-                <w:sz w:val="28"/>
-                <w:szCs w:val="28"/>
-              </w:rPr>
-              <w:t xml:space="preserve">11</w:t>
-            </w:r>
-          </w:p>
-        </w:tc>
-        <w:tc>
-          <w:tcPr>
-            <w:tcW w:w="1048" w:type="dxa"/>
-            <w:vAlign w:val="center"/>
-          </w:tcPr>
-          <w:p>
-            <w:pPr>
-              <w:spacing w:line="440" w:lineRule="exact"/>
-              <w:jc w:val="center"/>
-              <w:rPr>
-                <w:rFonts w:ascii="FangSong" w:eastAsia="FangSong" w:hAnsi="FangSong"/>
-                <w:sz w:val="28"/>
-                <w:szCs w:val="28"/>
-              </w:rPr>
-            </w:pPr>
-            <w:r>
-              <w:rPr>
-                <w:rFonts w:ascii="FangSong" w:eastAsia="FangSong" w:hAnsi="FangSong"/>
-                <w:sz w:val="28"/>
-                <w:szCs w:val="28"/>
-              </w:rPr>
-              <w:t xml:space="preserve">周日</w:t>
-            </w:r>
-          </w:p>
-        </w:tc>
-        <w:tc>
-          <w:tcPr>
-            <w:tcW w:w="1257" w:type="dxa"/>
-            <w:vAlign w:val="center"/>
-          </w:tcPr>
-          <w:p>
-            <w:pPr>
-              <w:spacing w:line="440" w:lineRule="exact"/>
-              <w:jc w:val="center"/>
-              <w:rPr>
-                <w:rFonts w:ascii="FangSong" w:eastAsia="FangSong" w:hAnsi="FangSong"/>
-                <w:sz w:val="28"/>
-                <w:szCs w:val="28"/>
-              </w:rPr>
-            </w:pPr>
-            <w:r>
-              <w:rPr>
-                <w:rFonts w:ascii="FangSong" w:eastAsia="FangSong" w:hAnsi="FangSong"/>
-                <w:sz w:val="28"/>
-                <w:szCs w:val="28"/>
-              </w:rPr>
-              <w:t xml:space="preserve">7-11</w:t>
-            </w:r>
-          </w:p>
-        </w:tc>
-        <w:tc>
-          <w:tcPr>
-            <w:tcW w:w="2922" w:type="dxa"/>
-            <w:vAlign w:val="center"/>
-          </w:tcPr>
-          <w:p>
-            <w:pPr>
-              <w:spacing w:line="440" w:lineRule="exact"/>
-              <w:rPr>
-                <w:rFonts w:ascii="FangSong" w:eastAsia="FangSong" w:hAnsi="FangSong"/>
-                <w:sz w:val="28"/>
-                <w:szCs w:val="28"/>
-              </w:rPr>
-            </w:pPr>
-            <w:r>
-              <w:rPr>
-                <w:rFonts w:ascii="FangSong" w:eastAsia="FangSong" w:hAnsi="FangSong"/>
-                <w:sz w:val="28"/>
-                <w:szCs w:val="28"/>
-              </w:rPr>
-              <w:t xml:space="preserve">大师逆向工程与项目启航
-7.1 站在巨人的肩膀上：经典作品鉴赏与嵌套模型原型推演
-（《信息可视化设计》§4；Munzner §15；Munzner §4；Scott §16）</w:t>
-            </w:r>
-          </w:p>
-        </w:tc>
-        <w:tc>
-          <w:tcPr>
-            <w:tcW w:w="834" w:type="dxa"/>
-            <w:vAlign w:val="center"/>
-          </w:tcPr>
-          <w:p>
-            <w:pPr>
-              <w:spacing w:line="440" w:lineRule="exact"/>
-              <w:jc w:val="center"/>
-              <w:rPr>
-                <w:rFonts w:ascii="FangSong" w:eastAsia="FangSong" w:hAnsi="FangSong"/>
-                <w:sz w:val="28"/>
-                <w:szCs w:val="28"/>
-              </w:rPr>
-            </w:pPr>
-            <w:r>
-              <w:rPr>
-                <w:rFonts w:ascii="FangSong" w:eastAsia="FangSong" w:hAnsi="FangSong"/>
-                <w:sz w:val="28"/>
-                <w:szCs w:val="28"/>
-              </w:rPr>
-              <w:t xml:space="preserve">林昕</w:t>
-            </w:r>
-          </w:p>
-        </w:tc>
-        <w:tc>
-          <w:tcPr>
-            <w:tcW w:w="879" w:type="dxa"/>
-            <w:vAlign w:val="center"/>
-          </w:tcPr>
-          <w:p>
-            <w:pPr>
-              <w:spacing w:line="440" w:lineRule="exact"/>
-              <w:jc w:val="center"/>
-              <w:rPr>
-                <w:rFonts w:ascii="FangSong" w:eastAsia="FangSong" w:hAnsi="FangSong"/>
-                <w:sz w:val="28"/>
-                <w:szCs w:val="28"/>
-              </w:rPr>
-            </w:pPr>
-            <w:r>
-              <w:rPr>
-                <w:rFonts w:ascii="FangSong" w:eastAsia="FangSong" w:hAnsi="FangSong"/>
-                <w:sz w:val="28"/>
-                <w:szCs w:val="28"/>
-              </w:rPr>
-              <w:t xml:space="preserve">3</w:t>
-            </w:r>
-          </w:p>
-        </w:tc>
-        <w:tc>
-          <w:tcPr>
-            <w:tcW w:w="1291" w:type="dxa"/>
-            <w:vAlign w:val="center"/>
-          </w:tcPr>
-          <w:p>
-            <w:pPr>
-              <w:spacing w:line="440" w:lineRule="exact"/>
-              <w:jc w:val="center"/>
-              <w:rPr>
-                <w:rFonts w:ascii="FangSong" w:eastAsia="FangSong" w:hAnsi="FangSong"/>
-                <w:sz w:val="28"/>
-                <w:szCs w:val="28"/>
-              </w:rPr>
-            </w:pPr>
-            <w:r>
-              <w:rPr>
-                <w:rFonts w:ascii="FangSong" w:eastAsia="FangSong" w:hAnsi="FangSong"/>
-                <w:sz w:val="28"/>
-                <w:szCs w:val="28"/>
-              </w:rPr>
-              <w:t xml:space="preserve">2</w:t>
             </w:r>
           </w:p>
         </w:tc>
